--- a/lessons/2-6/homework.docx
+++ b/lessons/2-6/homework.docx
@@ -12,7 +12,7 @@
           <w:b/>
           <w:bCs/>
         </w:rPr>
-        <w:t xml:space="preserve">Divide Multi-Digit Numbers — Homework</w:t>
+        <w:t xml:space="preserve">Divide Multi-Digit Numbers Using an Algorithm — Homework</w:t>
       </w:r>
     </w:p>
     <w:p>
@@ -24,7 +24,7 @@
           <w:i/>
           <w:iCs/>
         </w:rPr>
-        <w:t xml:space="preserve">Lesson 1-4  •  Standard 6.NOS.2</w:t>
+        <w:t xml:space="preserve">Lesson 2-6  •  Standard 6.NOS.2</w:t>
       </w:r>
     </w:p>
     <w:p>
@@ -161,10 +161,10 @@
           <w:b/>
           <w:bCs/>
         </w:rPr>
-        <w:t xml:space="preserve">Dividend (Dividendo)</w:t>
-      </w:r>
-      <w:r>
-        <w:t xml:space="preserve"> — The number you are splitting up in a division problem.</w:t>
+        <w:t xml:space="preserve">Divide Multi-Digit Numbers (Dividir números de varias cifras)</w:t>
+      </w:r>
+      <w:r>
+        <w:t xml:space="preserve"> — Separate a multi-digit number into equal groups to find a quotient.</w:t>
       </w:r>
     </w:p>
     <w:p>
@@ -224,10 +224,10 @@
           <w:b/>
           <w:bCs/>
         </w:rPr>
-        <w:t xml:space="preserve">Divisor (Divisor)</w:t>
-      </w:r>
-      <w:r>
-        <w:t xml:space="preserve"> — The number you split by in a division problem.</w:t>
+        <w:t xml:space="preserve">Dividend (Dividendo)</w:t>
+      </w:r>
+      <w:r>
+        <w:t xml:space="preserve"> — The number you are splitting up in a division problem.</w:t>
       </w:r>
     </w:p>
     <w:p>
@@ -287,10 +287,10 @@
           <w:b/>
           <w:bCs/>
         </w:rPr>
-        <w:t xml:space="preserve">Quotient (Cociente)</w:t>
-      </w:r>
-      <w:r>
-        <w:t xml:space="preserve"> — The answer when you divide.</w:t>
+        <w:t xml:space="preserve">Divisor (Divisor)</w:t>
+      </w:r>
+      <w:r>
+        <w:t xml:space="preserve"> — The number you split by in a division problem.</w:t>
       </w:r>
     </w:p>
     <w:p>
@@ -350,10 +350,10 @@
           <w:b/>
           <w:bCs/>
         </w:rPr>
-        <w:t xml:space="preserve">Remainder (Residuo)</w:t>
-      </w:r>
-      <w:r>
-        <w:t xml:space="preserve"> — What is left over when a number does not divide evenly.</w:t>
+        <w:t xml:space="preserve">Quotient (Cociente)</w:t>
+      </w:r>
+      <w:r>
+        <w:t xml:space="preserve"> — The answer when you divide.</w:t>
       </w:r>
     </w:p>
     <w:p>
@@ -381,7 +381,7 @@
                     </pic:cNvPicPr>
                   </pic:nvPicPr>
                   <pic:blipFill>
-                    <a:blip r:embed="rId9" cstate="none"/>
+                    <a:blip r:embed="rId11" cstate="none"/>
                     <a:srcRect/>
                     <a:stretch>
                       <a:fillRect/>
@@ -413,10 +413,136 @@
           <w:b/>
           <w:bCs/>
         </w:rPr>
-        <w:t xml:space="preserve">Partial quotients (Cocientes parciales)</w:t>
-      </w:r>
-      <w:r>
-        <w:t xml:space="preserve"> — A way to divide by breaking the problem into smaller, easier steps.</w:t>
+        <w:t xml:space="preserve">Remainder (Residuo)</w:t>
+      </w:r>
+      <w:r>
+        <w:t xml:space="preserve"> — What is left over when a number does not divide evenly.</w:t>
+      </w:r>
+    </w:p>
+    <w:p>
+      <w:pPr>
+        <w:keepNext/>
+        <w:spacing w:after="20" w:before="80"/>
+        <w:jc w:val="center"/>
+      </w:pPr>
+      <w:r>
+        <w:drawing>
+          <wp:inline distT="0" distB="0" distL="0" distR="0">
+            <wp:extent cx="1047750" cy="790575"/>
+            <wp:effectExtent t="0" r="0" b="0" l="0"/>
+            <wp:docPr id="1" name="" descr="" title=""/>
+            <wp:cNvGraphicFramePr>
+              <a:graphicFrameLocks xmlns:a="http://schemas.openxmlformats.org/drawingml/2006/main" noChangeAspect="1"/>
+            </wp:cNvGraphicFramePr>
+            <a:graphic xmlns:a="http://schemas.openxmlformats.org/drawingml/2006/main">
+              <a:graphicData uri="http://schemas.openxmlformats.org/drawingml/2006/picture">
+                <pic:pic xmlns:pic="http://schemas.openxmlformats.org/drawingml/2006/picture">
+                  <pic:nvPicPr>
+                    <pic:cNvPr id="0" name="" descr=""/>
+                    <pic:cNvPicPr>
+                      <a:picLocks noChangeAspect="1" noChangeArrowheads="1"/>
+                    </pic:cNvPicPr>
+                  </pic:nvPicPr>
+                  <pic:blipFill>
+                    <a:blip r:embed="rId12" cstate="none"/>
+                    <a:srcRect/>
+                    <a:stretch>
+                      <a:fillRect/>
+                    </a:stretch>
+                  </pic:blipFill>
+                  <pic:spPr bwMode="auto">
+                    <a:xfrm>
+                      <a:off x="0" y="0"/>
+                      <a:ext cx="1047750" cy="790575"/>
+                    </a:xfrm>
+                    <a:prstGeom prst="rect">
+                      <a:avLst/>
+                    </a:prstGeom>
+                  </pic:spPr>
+                </pic:pic>
+              </a:graphicData>
+            </a:graphic>
+          </wp:inline>
+        </w:drawing>
+      </w:r>
+    </w:p>
+    <w:p>
+      <w:pPr>
+        <w:keepNext/>
+        <w:spacing w:after="120"/>
+      </w:pPr>
+      <w:r>
+        <w:rPr>
+          <w:b/>
+          <w:bCs/>
+        </w:rPr>
+        <w:t xml:space="preserve">Long division (División larga)</w:t>
+      </w:r>
+      <w:r>
+        <w:t xml:space="preserve"> — A method that repeats four steps — divide, multiply, subtract, bring down — until there are no digits left to bring down.</w:t>
+      </w:r>
+    </w:p>
+    <w:p>
+      <w:pPr>
+        <w:keepNext/>
+        <w:spacing w:after="20" w:before="80"/>
+        <w:jc w:val="center"/>
+      </w:pPr>
+      <w:r>
+        <w:drawing>
+          <wp:inline distT="0" distB="0" distL="0" distR="0">
+            <wp:extent cx="1047750" cy="790575"/>
+            <wp:effectExtent t="0" r="0" b="0" l="0"/>
+            <wp:docPr id="1" name="" descr="" title=""/>
+            <wp:cNvGraphicFramePr>
+              <a:graphicFrameLocks xmlns:a="http://schemas.openxmlformats.org/drawingml/2006/main" noChangeAspect="1"/>
+            </wp:cNvGraphicFramePr>
+            <a:graphic xmlns:a="http://schemas.openxmlformats.org/drawingml/2006/main">
+              <a:graphicData uri="http://schemas.openxmlformats.org/drawingml/2006/picture">
+                <pic:pic xmlns:pic="http://schemas.openxmlformats.org/drawingml/2006/picture">
+                  <pic:nvPicPr>
+                    <pic:cNvPr id="0" name="" descr=""/>
+                    <pic:cNvPicPr>
+                      <a:picLocks noChangeAspect="1" noChangeArrowheads="1"/>
+                    </pic:cNvPicPr>
+                  </pic:nvPicPr>
+                  <pic:blipFill>
+                    <a:blip r:embed="rId12" cstate="none"/>
+                    <a:srcRect/>
+                    <a:stretch>
+                      <a:fillRect/>
+                    </a:stretch>
+                  </pic:blipFill>
+                  <pic:spPr bwMode="auto">
+                    <a:xfrm>
+                      <a:off x="0" y="0"/>
+                      <a:ext cx="1047750" cy="790575"/>
+                    </a:xfrm>
+                    <a:prstGeom prst="rect">
+                      <a:avLst/>
+                    </a:prstGeom>
+                  </pic:spPr>
+                </pic:pic>
+              </a:graphicData>
+            </a:graphic>
+          </wp:inline>
+        </w:drawing>
+      </w:r>
+    </w:p>
+    <w:p>
+      <w:pPr>
+        <w:keepNext/>
+        <w:spacing w:after="120"/>
+      </w:pPr>
+      <w:r>
+        <w:rPr>
+          <w:b/>
+          <w:bCs/>
+        </w:rPr>
+        <w:t xml:space="preserve">Bring down (Bajar el dígito)</w:t>
+      </w:r>
+      <w:r>
+        <w:t xml:space="preserve"> — The fourth step of long division: move the next digit of the dividend down next to what is left, then start the cycle again.</w:t>
       </w:r>
     </w:p>
     <w:p>
@@ -1129,47 +1255,47 @@
           <w:b/>
           <w:bCs/>
         </w:rPr>
-        <w:t xml:space="preserve">7. onLevel — Spot the Mistake in 2,058 ÷ 14</w:t>
-      </w:r>
-    </w:p>
-    <w:p>
-      <w:pPr>
-        <w:spacing w:after="40" w:before="0"/>
-      </w:pPr>
-      <w:r>
-        <w:t xml:space="preserve">   Step 1 (Problem): Divide 2,058 ÷ 14 using partial quotients. Dividend = 2,058, divisor = 14.</w:t>
-      </w:r>
-    </w:p>
-    <w:p>
-      <w:pPr>
-        <w:spacing w:after="40" w:before="0"/>
-      </w:pPr>
-      <w:r>
-        <w:t xml:space="preserve">   Step 2 (Step 1): 14 × 100 = 1,400, so 2,058 − 1,400 = 658</w:t>
-      </w:r>
-    </w:p>
-    <w:p>
-      <w:pPr>
-        <w:spacing w:after="40" w:before="0"/>
-      </w:pPr>
-      <w:r>
-        <w:t xml:space="preserve">   Step 3 (Step 2): 14 × 40 = 560, so 658 − 560 = 98</w:t>
-      </w:r>
-    </w:p>
-    <w:p>
-      <w:pPr>
-        <w:spacing w:after="40" w:before="0"/>
-      </w:pPr>
-      <w:r>
-        <w:t xml:space="preserve">   Step 4 (Step 3): 14 × 8 = 112, so 98 − 112 = −14</w:t>
-      </w:r>
-    </w:p>
-    <w:p>
-      <w:pPr>
-        <w:spacing w:after="40" w:before="0"/>
-      </w:pPr>
-      <w:r>
-        <w:t xml:space="preserve">   Step 5 (Final answer): Quotient = 100 + 40 + 8 = 148</w:t>
+        <w:t xml:space="preserve">7. Spot the Mistake in 2,058 ÷ 14</w:t>
+      </w:r>
+    </w:p>
+    <w:p>
+      <w:pPr>
+        <w:spacing w:after="40" w:before="0"/>
+      </w:pPr>
+      <w:r>
+        <w:t xml:space="preserve">   Step 1 (Problem): Divide 2,058 ÷ 14 with long division. Dividend = 2,058, divisor = 14.</w:t>
+      </w:r>
+    </w:p>
+    <w:p>
+      <w:pPr>
+        <w:spacing w:after="40" w:before="0"/>
+      </w:pPr>
+      <w:r>
+        <w:t xml:space="preserve">   Step 2 (Divide, Multiply, Subtract): 14 does not fit into 2, so start with 20. 20 ÷ 14 → 1. 1 × 14 = 14, and 20 − 14 = 6</w:t>
+      </w:r>
+    </w:p>
+    <w:p>
+      <w:pPr>
+        <w:spacing w:after="40" w:before="0"/>
+      </w:pPr>
+      <w:r>
+        <w:t xml:space="preserve">   Step 3 (Bring down, repeat): Bring down the 5 to make 65. 65 ÷ 14 → 4. 4 × 14 = 56, and 65 − 56 = 9</w:t>
+      </w:r>
+    </w:p>
+    <w:p>
+      <w:pPr>
+        <w:spacing w:after="40" w:before="0"/>
+      </w:pPr>
+      <w:r>
+        <w:t xml:space="preserve">   Step 4 (Bring down, repeat): Bring down the 8 to make 98. 98 ÷ 14 → 8. 8 × 14 = 112, and 98 − 112 = −14</w:t>
+      </w:r>
+    </w:p>
+    <w:p>
+      <w:pPr>
+        <w:spacing w:after="40" w:before="0"/>
+      </w:pPr>
+      <w:r>
+        <w:t xml:space="preserve">   Step 5 (Final answer): Quotient = 148</w:t>
       </w:r>
     </w:p>
     <w:p>
@@ -1449,7 +1575,7 @@
         <w:spacing w:after="20" w:before="0"/>
       </w:pPr>
       <w:r>
-        <w:t xml:space="preserve">     5 × 497 = 2,485. Check: 5 × 400 = 2,000, 5 × 90 = 450, 5 × 7 = 35. 2,000 + 450 + 35 = 2,485.</w:t>
+        <w:t xml:space="preserve">     5 × 497 = 2,485. Running the cycle: 24 ÷ 5 → 4 with 4 left, 48 ÷ 5 → 9 with 3 left, 35 ÷ 5 → 7 with 0 left, so the quotient is 497 and the remainder is 0.</w:t>
       </w:r>
     </w:p>
     <w:p>
@@ -1701,7 +1827,7 @@
           <w:b/>
           <w:bCs/>
         </w:rPr>
-        <w:t xml:space="preserve">7. onLevel — Spot the Mistake in 2,058 ÷ 14</w:t>
+        <w:t xml:space="preserve">7. Spot the Mistake in 2,058 ÷ 14</w:t>
       </w:r>
     </w:p>
     <w:p>
@@ -1717,7 +1843,15 @@
         <w:spacing w:after="20" w:before="0"/>
       </w:pPr>
       <w:r>
-        <w:t xml:space="preserve">     Correct work: Step 3 picks a chunk that is too big: only 98 remained, but 14 × 8 = 112 is larger than 98 — you cannot subtract more than what is left. Use the largest chunk that still fits: 14 × 7 = 98, so 98 − 98 = 0. The quotient is 100 + 40 + 7 = 147 with remainder 0. Check: 14 × 147 = 2,058, which equals the dividend.</w:t>
+        <w:t xml:space="preserve">     Correct work: The DIVIDE step in the last cycle chose a digit that is too big: 8 × 14 = 112 is more than the 98 you have to subtract from, and you can never subtract more than the working number. The right digit is 7, since 7 × 14 = 98 and 98 − 98 = 0. The quotient is 147 with remainder 0, and 14 × 147 = 2,058 rebuilds the dividend.</w:t>
+      </w:r>
+    </w:p>
+    <w:p>
+      <w:pPr>
+        <w:spacing w:after="80" w:before="0"/>
+      </w:pPr>
+      <w:r>
+        <w:t xml:space="preserve">     Watch for: The last DIVIDE step is where it breaks: the student wrote 8, but 8 × 14 = 112 is larger than the 98 they had to subtract from, so the difference came out negative. The largest digit that fits is 7, since 7 × 14 = 98 leaves 0, so the quotient is 147 and 14 × 147 = 2,058 checks out.</w:t>
       </w:r>
     </w:p>
     <w:p>
